--- a/docs/labs/Lab12-human-renal/Lab12.docx
+++ b/docs/labs/Lab12-human-renal/Lab12.docx
@@ -23,7 +23,7 @@
         <w:pStyle w:val="Date"/>
       </w:pPr>
       <w:r>
-        <w:t xml:space="preserve">2024-12-03</w:t>
+        <w:t xml:space="preserve">2025-12-03</w:t>
       </w:r>
     </w:p>
     <w:sdt>
@@ -52,15 +52,6 @@
         </w:p>
       </w:sdtContent>
     </w:sdt>
-    <w:bookmarkStart w:id="27" w:name="acknowledgements"/>
-    <w:p>
-      <w:pPr>
-        <w:pStyle w:val="Heading3"/>
-      </w:pPr>
-      <w:r>
-        <w:t xml:space="preserve">Acknowledgements</w:t>
-      </w:r>
-    </w:p>
     <w:tbl>
       <w:tblPr>
         <w:tblStyle w:val="Table"/>
@@ -231,7 +222,7 @@
               <w:t xml:space="preserve">2-hour period before lab</w:t>
             </w:r>
             <w:r>
-              <w:t xml:space="preserve">. (have lunch before 11:30 AM for a 1:30 PM lab, or 12:30pm for a 2:30 PM lab). You may drink as much water as you wish.</w:t>
+              <w:t xml:space="preserve">. (have lunch before 11:30 AM for a 1:30 PM lab). You may drink as much water as you wish.</w:t>
             </w:r>
           </w:p>
           <w:p>
@@ -712,26 +703,25 @@
         </w:tc>
       </w:tr>
     </w:tbl>
+    <w:bookmarkStart w:id="27" w:name="summary"/>
+    <w:p>
+      <w:pPr>
+        <w:pStyle w:val="Heading1"/>
+      </w:pPr>
+      <w:r>
+        <w:t xml:space="preserve">Summary</w:t>
+      </w:r>
+    </w:p>
+    <w:p>
+      <w:pPr>
+        <w:pStyle w:val="FirstParagraph"/>
+      </w:pPr>
+      <w:r>
+        <w:t xml:space="preserve">In this lab, we will examine renal responses to the intake of various solutions in the most convenient experimental animals available. Changes in urine composition will be analyzed in humans after the consumption of solutions hypo-, iso-, and hyper-osmotic to extracellular fluid, as well as basic, acidic, and sugary solutions.</w:t>
+      </w:r>
+    </w:p>
     <w:bookmarkEnd w:id="27"/>
-    <w:bookmarkStart w:id="28" w:name="summary"/>
-    <w:p>
-      <w:pPr>
-        <w:pStyle w:val="Heading1"/>
-      </w:pPr>
-      <w:r>
-        <w:t xml:space="preserve">Summary</w:t>
-      </w:r>
-    </w:p>
-    <w:p>
-      <w:pPr>
-        <w:pStyle w:val="FirstParagraph"/>
-      </w:pPr>
-      <w:r>
-        <w:t xml:space="preserve">In this lab, we will examine renal responses to the intake of various solutions in the most convenient experimental animals available. Changes in urine composition will be analyzed in humans after the consumption of solutions hypo-, iso-, and hyper-osmotic to extracellular fluid, as well as basic, acidic, and sugary solutions.</w:t>
-      </w:r>
-    </w:p>
-    <w:bookmarkEnd w:id="28"/>
-    <w:bookmarkStart w:id="37" w:name="background"/>
+    <w:bookmarkStart w:id="36" w:name="background"/>
     <w:p>
       <w:pPr>
         <w:pStyle w:val="Heading1"/>
@@ -883,7 +873,7 @@
       <w:tr>
         <w:tc>
           <w:tcPr/>
-          <w:bookmarkStart w:id="33" w:name="fig-adh"/>
+          <w:bookmarkStart w:id="32" w:name="fig-adh"/>
           <w:p>
             <w:pPr>
               <w:pStyle w:val="Compact"/>
@@ -894,18 +884,18 @@
                 <wp:inline>
                   <wp:extent cx="5334000" cy="4000500"/>
                   <wp:effectExtent b="0" l="0" r="0" t="0"/>
-                  <wp:docPr descr="" title="" id="30" name="Picture"/>
+                  <wp:docPr descr="" title="" id="29" name="Picture"/>
                   <a:graphic>
                     <a:graphicData uri="http://schemas.openxmlformats.org/drawingml/2006/picture">
                       <pic:pic>
                         <pic:nvPicPr>
-                          <pic:cNvPr descr="../../images/lab12-endocrine-control-blood-osmolarity.jpg" id="31" name="Picture"/>
+                          <pic:cNvPr descr="../../images/lab12-endocrine-control-blood-osmolarity.jpg" id="30" name="Picture"/>
                           <pic:cNvPicPr>
                             <a:picLocks noChangeArrowheads="1" noChangeAspect="1"/>
                           </pic:cNvPicPr>
                         </pic:nvPicPr>
                         <pic:blipFill>
-                          <a:blip r:embed="rId29"/>
+                          <a:blip r:embed="rId28"/>
                           <a:stretch>
                             <a:fillRect/>
                           </a:stretch>
@@ -947,7 +937,7 @@
             <w:r>
               <w:t xml:space="preserve"> </w:t>
             </w:r>
-            <w:hyperlink r:id="rId32">
+            <w:hyperlink r:id="rId31">
               <w:r>
                 <w:rPr>
                   <w:rStyle w:val="Hyperlink"/>
@@ -956,7 +946,7 @@
               </w:r>
             </w:hyperlink>
           </w:p>
-          <w:bookmarkEnd w:id="33"/>
+          <w:bookmarkEnd w:id="32"/>
         </w:tc>
       </w:tr>
     </w:tbl>
@@ -1010,12 +1000,12 @@
                 <wp:inline>
                   <wp:extent cx="152400" cy="152400"/>
                   <wp:effectExtent b="0" l="0" r="0" t="0"/>
-                  <wp:docPr descr="" title="" id="34" name="Picture"/>
+                  <wp:docPr descr="" title="" id="33" name="Picture"/>
                   <a:graphic>
                     <a:graphicData uri="http://schemas.openxmlformats.org/drawingml/2006/picture">
                       <pic:pic>
                         <pic:nvPicPr>
-                          <pic:cNvPr descr="/Applications/quarto/share/formats/docx/note.png" id="35" name="Picture"/>
+                          <pic:cNvPr descr="/Applications/quarto/share/formats/docx/note.png" id="34" name="Picture"/>
                           <pic:cNvPicPr>
                             <a:picLocks noChangeArrowheads="1" noChangeAspect="1"/>
                           </pic:cNvPicPr>
@@ -1193,7 +1183,7 @@
         <w:t xml:space="preserve">Today’s lab exercise is designed to illustrate human kidney function. You will measure the output of your own urine and (with data pooled from other class members) determine the effect of experimental intake of a range of solutions on urine physical, chemical, and biological characteristics.</w:t>
       </w:r>
     </w:p>
-    <w:bookmarkStart w:id="36" w:name="equipment"/>
+    <w:bookmarkStart w:id="35" w:name="equipment"/>
     <w:p>
       <w:pPr>
         <w:pStyle w:val="Heading2"/>
@@ -1286,9 +1276,9 @@
         <w:t xml:space="preserve">Cl- determination reagents.</w:t>
       </w:r>
     </w:p>
+    <w:bookmarkEnd w:id="35"/>
     <w:bookmarkEnd w:id="36"/>
-    <w:bookmarkEnd w:id="37"/>
-    <w:bookmarkStart w:id="40" w:name="procedure"/>
+    <w:bookmarkStart w:id="39" w:name="procedure"/>
     <w:p>
       <w:pPr>
         <w:pStyle w:val="Heading1"/>
@@ -1297,7 +1287,7 @@
         <w:t xml:space="preserve">Procedure</w:t>
       </w:r>
     </w:p>
-    <w:bookmarkStart w:id="39" w:name="analysis-of-urine"/>
+    <w:bookmarkStart w:id="38" w:name="analysis-of-urine"/>
     <w:p>
       <w:pPr>
         <w:pStyle w:val="Heading2"/>
@@ -1314,7 +1304,7 @@
         <w:t xml:space="preserve">We will measure the urine volume (using a graduated flask), chloride ion content, and the chemical/biological composition of urine using a chemstrip urinalysis test product (used for initial clinical diagnostic screening). The chemstrip tests for a number of different properties of urine, including specific gravity, pH, infection, immune system activity, insulin imbalance, blood chemistry, and liver function.</w:t>
       </w:r>
     </w:p>
-    <w:bookmarkStart w:id="38" w:name="X9653e196a4d82b5a86312f5b5ba68f09d0e7ab5"/>
+    <w:bookmarkStart w:id="37" w:name="X9653e196a4d82b5a86312f5b5ba68f09d0e7ab5"/>
     <w:p>
       <w:pPr>
         <w:pStyle w:val="Heading3"/>
@@ -1596,187 +1586,187 @@
         <w:t xml:space="preserve">: Normally no bilirubin is detected in urine. Bilirubin comes from the breakdown of hemoglobin in red blood cells. The globin portion of hemoglobin is split off and the heme groups of hemoglobin is converted into the pigment bilirubin. Bilirubin is secreted in blood and carried to the liver where it is conjugated with glucuronic acid. Some is secreted in blood and some is excreted in the bile as bile pigments into the small intestines. The presence of trace amounts of bilirubin are abnormal, and require further investigation. Atypical result colors may indicate bile pigment abnormalities. Metabolites of drugs such as Pyridium and Serenium may cause false positives. Ascorbic acid concentrations of 1.42 mIU/L or greater may cause false positives. Causes: liver disorders, cirrhosis, hepatitis, obstruction of bile duct.</w:t>
       </w:r>
     </w:p>
+    <w:bookmarkEnd w:id="37"/>
     <w:bookmarkEnd w:id="38"/>
     <w:bookmarkEnd w:id="39"/>
+    <w:bookmarkStart w:id="40" w:name="exercise-1-urinalysis"/>
+    <w:p>
+      <w:pPr>
+        <w:pStyle w:val="Heading1"/>
+      </w:pPr>
+      <w:r>
+        <w:t xml:space="preserve">Exercise 1: Urinalysis</w:t>
+      </w:r>
+    </w:p>
+    <w:p>
+      <w:pPr>
+        <w:pStyle w:val="FirstParagraph"/>
+      </w:pPr>
+      <w:r>
+        <w:t xml:space="preserve">The goal of the first exercise is to establish your baseline urine composition profile.</w:t>
+      </w:r>
+    </w:p>
+    <w:p>
+      <w:pPr>
+        <w:pStyle w:val="Compact"/>
+        <w:numPr>
+          <w:ilvl w:val="0"/>
+          <w:numId w:val="1007"/>
+        </w:numPr>
+      </w:pPr>
+      <w:r>
+        <w:t xml:space="preserve">At the start of laboratory, clear your bladder by urinating into a graduated specimen bottle. Record the total volume of urine. Return to lab with at least 50 ml of urine. Dispose of the remainder. Record the time when this collection was made</w:t>
+      </w:r>
+    </w:p>
+    <w:p>
+      <w:pPr>
+        <w:pStyle w:val="Compact"/>
+        <w:numPr>
+          <w:ilvl w:val="0"/>
+          <w:numId w:val="1007"/>
+        </w:numPr>
+      </w:pPr>
+      <w:r>
+        <w:t xml:space="preserve">Note the total volume of urine collected (in milliliters), the color (light yellow to amber) and transparency (transparent to cloudy).</w:t>
+      </w:r>
+    </w:p>
+    <w:p>
+      <w:pPr>
+        <w:pStyle w:val="Compact"/>
+        <w:numPr>
+          <w:ilvl w:val="0"/>
+          <w:numId w:val="1007"/>
+        </w:numPr>
+      </w:pPr>
+      <w:r>
+        <w:t xml:space="preserve">Calculate the rate of urine production (ml/min) by dividing the urine volume (ml) by the number of minutes since your last urination.</w:t>
+      </w:r>
+    </w:p>
+    <w:p>
+      <w:pPr>
+        <w:pStyle w:val="Compact"/>
+        <w:numPr>
+          <w:ilvl w:val="0"/>
+          <w:numId w:val="1007"/>
+        </w:numPr>
+      </w:pPr>
+      <w:r>
+        <w:t xml:space="preserve">Use a pipette (same as above, unless contaminated) to fill a CLEAN, DRY test tube with a sample of your urine.</w:t>
+      </w:r>
+    </w:p>
+    <w:p>
+      <w:pPr>
+        <w:pStyle w:val="Compact"/>
+        <w:numPr>
+          <w:ilvl w:val="0"/>
+          <w:numId w:val="1007"/>
+        </w:numPr>
+      </w:pPr>
+      <w:r>
+        <w:t xml:space="preserve">Remove a Chemstick from the sealed darkened container. Minimize exposure of these strips to air and light (i.e., seal the container promptly after removing a strip). Do not touch the reagent area of the stick (the colored squares) with your fingers!</w:t>
+      </w:r>
+    </w:p>
+    <w:p>
+      <w:pPr>
+        <w:pStyle w:val="Compact"/>
+        <w:numPr>
+          <w:ilvl w:val="0"/>
+          <w:numId w:val="1007"/>
+        </w:numPr>
+      </w:pPr>
+      <w:r>
+        <w:t xml:space="preserve">Fully submerge the reagent area of the strip in your urine and immediately remove. The Chemstick should not remain in urine for more than one second. While removing the strip from the test tube, run the edge of the strip against the rim of the container to remove any excess urine.</w:t>
+      </w:r>
+    </w:p>
+    <w:p>
+      <w:pPr>
+        <w:pStyle w:val="Compact"/>
+        <w:numPr>
+          <w:ilvl w:val="0"/>
+          <w:numId w:val="1007"/>
+        </w:numPr>
+      </w:pPr>
+      <w:r>
+        <w:t xml:space="preserve">Hold the strip in a horizontal position to prevent any of the colors from the test squares from running together and lay the strip on a paper towel to prevent mixing of chemicals.</w:t>
+      </w:r>
+      <w:r>
+        <w:br/>
+      </w:r>
+    </w:p>
+    <w:p>
+      <w:pPr>
+        <w:pStyle w:val="Compact"/>
+        <w:numPr>
+          <w:ilvl w:val="0"/>
+          <w:numId w:val="1007"/>
+        </w:numPr>
+      </w:pPr>
+      <w:r>
+        <w:t xml:space="preserve">Use the indicator key on the Chemstick box to measure the value for each category. All reagent areas should be analyzed/read within two minutes! Record all these values in your laboratory notebook.</w:t>
+      </w:r>
+    </w:p>
+    <w:p>
+      <w:pPr>
+        <w:pStyle w:val="Compact"/>
+        <w:numPr>
+          <w:ilvl w:val="0"/>
+          <w:numId w:val="1007"/>
+        </w:numPr>
+      </w:pPr>
+      <w:r>
+        <w:t xml:space="preserve">Rinse your test tube, and keep this test tube for future chemstick tests.</w:t>
+      </w:r>
+    </w:p>
+    <w:p>
+      <w:pPr>
+        <w:pStyle w:val="Compact"/>
+        <w:numPr>
+          <w:ilvl w:val="0"/>
+          <w:numId w:val="1007"/>
+        </w:numPr>
+      </w:pPr>
+      <w:r>
+        <w:t xml:space="preserve">Measure NaCl concentration in your urine: The method we will use measures only Cl- ion concentration, but we will assume that Na+ ion concentration is equal.</w:t>
+      </w:r>
+    </w:p>
+    <w:p>
+      <w:pPr>
+        <w:pStyle w:val="Compact"/>
+        <w:numPr>
+          <w:ilvl w:val="0"/>
+          <w:numId w:val="1007"/>
+        </w:numPr>
+      </w:pPr>
+      <w:r>
+        <w:t xml:space="preserve">Using a pipet, measure 10 drops of urine in a clean test tube.</w:t>
+      </w:r>
+    </w:p>
+    <w:p>
+      <w:pPr>
+        <w:pStyle w:val="Compact"/>
+        <w:numPr>
+          <w:ilvl w:val="0"/>
+          <w:numId w:val="1007"/>
+        </w:numPr>
+      </w:pPr>
+      <w:r>
+        <w:t xml:space="preserve">Add one drop of 20% postassium chromate (K2CrO4) solution. The urine sample will turn bright yellow.</w:t>
+      </w:r>
+    </w:p>
+    <w:p>
+      <w:pPr>
+        <w:pStyle w:val="Compact"/>
+        <w:numPr>
+          <w:ilvl w:val="0"/>
+          <w:numId w:val="1007"/>
+        </w:numPr>
+      </w:pPr>
+      <w:r>
+        <w:t xml:space="preserve">Add 2.9% silver nitrate (AgNO3) solution one drop at a time, and mix the fluid after each drop. Count each drop added. The solution will change brown where the drop of silver nitrate contacts the urine sample, but will return back to yellow after mixing until sufficient amounts of silver nitrate have been added to titrate the Cl- ions, after which time the solution will remain brown. Each drop of silver nitrate added during the titration represents 1.0 g/L NaCl.</w:t>
+      </w:r>
+    </w:p>
     <w:bookmarkEnd w:id="40"/>
-    <w:bookmarkStart w:id="41" w:name="exercise-1-urinalysis"/>
-    <w:p>
-      <w:pPr>
-        <w:pStyle w:val="Heading1"/>
-      </w:pPr>
-      <w:r>
-        <w:t xml:space="preserve">Exercise 1: Urinalysis</w:t>
-      </w:r>
-    </w:p>
-    <w:p>
-      <w:pPr>
-        <w:pStyle w:val="FirstParagraph"/>
-      </w:pPr>
-      <w:r>
-        <w:t xml:space="preserve">The goal of the first exercise is to establish your baseline urine composition profile.</w:t>
-      </w:r>
-    </w:p>
-    <w:p>
-      <w:pPr>
-        <w:pStyle w:val="Compact"/>
-        <w:numPr>
-          <w:ilvl w:val="0"/>
-          <w:numId w:val="1007"/>
-        </w:numPr>
-      </w:pPr>
-      <w:r>
-        <w:t xml:space="preserve">At the start of laboratory, clear your bladder by urinating into a graduated specimen bottle. Record the total volume of urine. Return to lab with at least 50 ml of urine. Dispose of the remainder. Record the time when this collection was made</w:t>
-      </w:r>
-    </w:p>
-    <w:p>
-      <w:pPr>
-        <w:pStyle w:val="Compact"/>
-        <w:numPr>
-          <w:ilvl w:val="0"/>
-          <w:numId w:val="1007"/>
-        </w:numPr>
-      </w:pPr>
-      <w:r>
-        <w:t xml:space="preserve">Note the total volume of urine collected (in milliliters), the color (light yellow to amber) and transparency (transparent to cloudy).</w:t>
-      </w:r>
-    </w:p>
-    <w:p>
-      <w:pPr>
-        <w:pStyle w:val="Compact"/>
-        <w:numPr>
-          <w:ilvl w:val="0"/>
-          <w:numId w:val="1007"/>
-        </w:numPr>
-      </w:pPr>
-      <w:r>
-        <w:t xml:space="preserve">Calculate the rate of urine production (ml/min) by dividing the urine volume (ml) by the number of minutes since your last urination.</w:t>
-      </w:r>
-    </w:p>
-    <w:p>
-      <w:pPr>
-        <w:pStyle w:val="Compact"/>
-        <w:numPr>
-          <w:ilvl w:val="0"/>
-          <w:numId w:val="1007"/>
-        </w:numPr>
-      </w:pPr>
-      <w:r>
-        <w:t xml:space="preserve">Use a pipette (same as above, unless contaminated) to fill a CLEAN, DRY test tube with a sample of your urine.</w:t>
-      </w:r>
-    </w:p>
-    <w:p>
-      <w:pPr>
-        <w:pStyle w:val="Compact"/>
-        <w:numPr>
-          <w:ilvl w:val="0"/>
-          <w:numId w:val="1007"/>
-        </w:numPr>
-      </w:pPr>
-      <w:r>
-        <w:t xml:space="preserve">Remove a Chemstick from the sealed darkened container. Minimize exposure of these strips to air and light (i.e., seal the container promptly after removing a strip). Do not touch the reagent area of the stick (the colored squares) with your fingers!</w:t>
-      </w:r>
-    </w:p>
-    <w:p>
-      <w:pPr>
-        <w:pStyle w:val="Compact"/>
-        <w:numPr>
-          <w:ilvl w:val="0"/>
-          <w:numId w:val="1007"/>
-        </w:numPr>
-      </w:pPr>
-      <w:r>
-        <w:t xml:space="preserve">Fully submerge the reagent area of the strip in your urine and immediately remove. The Chemstick should not remain in urine for more than one second. While removing the strip from the test tube, run the edge of the strip against the rim of the container to remove any excess urine.</w:t>
-      </w:r>
-    </w:p>
-    <w:p>
-      <w:pPr>
-        <w:pStyle w:val="Compact"/>
-        <w:numPr>
-          <w:ilvl w:val="0"/>
-          <w:numId w:val="1007"/>
-        </w:numPr>
-      </w:pPr>
-      <w:r>
-        <w:t xml:space="preserve">Hold the strip in a horizontal position to prevent any of the colors from the test squares from running together and lay the strip on a paper towel to prevent mixing of chemicals.</w:t>
-      </w:r>
-      <w:r>
-        <w:br/>
-      </w:r>
-    </w:p>
-    <w:p>
-      <w:pPr>
-        <w:pStyle w:val="Compact"/>
-        <w:numPr>
-          <w:ilvl w:val="0"/>
-          <w:numId w:val="1007"/>
-        </w:numPr>
-      </w:pPr>
-      <w:r>
-        <w:t xml:space="preserve">Use the indicator key on the Chemstick box to measure the value for each category. All reagent areas should be analyzed/read within two minutes! Record all these values in your laboratory notebook.</w:t>
-      </w:r>
-    </w:p>
-    <w:p>
-      <w:pPr>
-        <w:pStyle w:val="Compact"/>
-        <w:numPr>
-          <w:ilvl w:val="0"/>
-          <w:numId w:val="1007"/>
-        </w:numPr>
-      </w:pPr>
-      <w:r>
-        <w:t xml:space="preserve">Rinse your test tube, and keep this test tube for future chemstick tests.</w:t>
-      </w:r>
-    </w:p>
-    <w:p>
-      <w:pPr>
-        <w:pStyle w:val="Compact"/>
-        <w:numPr>
-          <w:ilvl w:val="0"/>
-          <w:numId w:val="1007"/>
-        </w:numPr>
-      </w:pPr>
-      <w:r>
-        <w:t xml:space="preserve">Measure NaCl concentration in your urine: The method we will use measures only Cl- ion concentration, but we will assume that Na+ ion concentration is equal.</w:t>
-      </w:r>
-    </w:p>
-    <w:p>
-      <w:pPr>
-        <w:pStyle w:val="Compact"/>
-        <w:numPr>
-          <w:ilvl w:val="0"/>
-          <w:numId w:val="1007"/>
-        </w:numPr>
-      </w:pPr>
-      <w:r>
-        <w:t xml:space="preserve">Using a pipet, measure 10 drops of urine in a clean test tube.</w:t>
-      </w:r>
-    </w:p>
-    <w:p>
-      <w:pPr>
-        <w:pStyle w:val="Compact"/>
-        <w:numPr>
-          <w:ilvl w:val="0"/>
-          <w:numId w:val="1007"/>
-        </w:numPr>
-      </w:pPr>
-      <w:r>
-        <w:t xml:space="preserve">Add one drop of 20% postassium chromate (K2CrO4) solution. The urine sample will turn bright yellow.</w:t>
-      </w:r>
-    </w:p>
-    <w:p>
-      <w:pPr>
-        <w:pStyle w:val="Compact"/>
-        <w:numPr>
-          <w:ilvl w:val="0"/>
-          <w:numId w:val="1007"/>
-        </w:numPr>
-      </w:pPr>
-      <w:r>
-        <w:t xml:space="preserve">Add 2.9% silver nitrate (AgNO3) solution one drop at a time, and mix the fluid after each drop. Count each drop added. The solution will change brown where the drop of silver nitrate contacts the urine sample, but will return back to yellow after mixing until sufficient amounts of silver nitrate have been added to titrate the Cl- ions, after which time the solution will remain brown. Each drop of silver nitrate added during the titration represents 1.0 g/L NaCl.</w:t>
-      </w:r>
-    </w:p>
-    <w:bookmarkEnd w:id="41"/>
-    <w:bookmarkStart w:id="43" w:name="X1ea48d38c050cca1f1db80c7b01caaef82fe1bf"/>
+    <w:bookmarkStart w:id="42" w:name="X1ea48d38c050cca1f1db80c7b01caaef82fe1bf"/>
     <w:p>
       <w:pPr>
         <w:pStyle w:val="Heading1"/>
@@ -1835,7 +1825,7 @@
       <w:tr>
         <w:tc>
           <w:tcPr/>
-          <w:bookmarkStart w:id="42" w:name="tbl-treat"/>
+          <w:bookmarkStart w:id="41" w:name="tbl-treat"/>
           <w:p>
             <w:pPr>
               <w:jc w:val="center"/>
@@ -2019,7 +2009,7 @@
               </w:tc>
             </w:tr>
           </w:tbl>
-          <w:bookmarkEnd w:id="42"/>
+          <w:bookmarkEnd w:id="41"/>
           <w:p/>
         </w:tc>
       </w:tr>
@@ -2072,8 +2062,8 @@
         <w:t xml:space="preserve">For each urine collection, use a fresh Chemstick.to measure urine chemical composition. Also, for each urine collection, determine NaCl content. Record the values for all of the chemstick categories in your notebook.</w:t>
       </w:r>
     </w:p>
-    <w:bookmarkEnd w:id="43"/>
-    <w:bookmarkStart w:id="44" w:name="data-tabulation"/>
+    <w:bookmarkEnd w:id="42"/>
+    <w:bookmarkStart w:id="43" w:name="data-tabulation"/>
     <w:p>
       <w:pPr>
         <w:pStyle w:val="Heading1"/>
@@ -2120,126 +2110,126 @@
         <w:t xml:space="preserve">Clean Up Your Work Area and wash your specimen cups before you leave!</w:t>
       </w:r>
     </w:p>
+    <w:bookmarkEnd w:id="43"/>
+    <w:bookmarkStart w:id="46" w:name="things-to-consider-for-your-lab-report"/>
+    <w:p>
+      <w:pPr>
+        <w:pStyle w:val="Heading1"/>
+      </w:pPr>
+      <w:r>
+        <w:t xml:space="preserve">Things to consider for your Lab Report</w:t>
+      </w:r>
+    </w:p>
+    <w:bookmarkStart w:id="44" w:name="introduction"/>
+    <w:p>
+      <w:pPr>
+        <w:pStyle w:val="Heading4"/>
+      </w:pPr>
+      <w:r>
+        <w:t xml:space="preserve">INTRODUCTION</w:t>
+      </w:r>
+    </w:p>
+    <w:p>
+      <w:pPr>
+        <w:numPr>
+          <w:ilvl w:val="0"/>
+          <w:numId w:val="1011"/>
+        </w:numPr>
+      </w:pPr>
+      <w:r>
+        <w:t xml:space="preserve">Briefly describe the feedback regulation of the human kidney. How could each beverage/treatment potentially affect this feedback regulation loop?</w:t>
+      </w:r>
+    </w:p>
+    <w:p>
+      <w:pPr>
+        <w:numPr>
+          <w:ilvl w:val="0"/>
+          <w:numId w:val="1011"/>
+        </w:numPr>
+      </w:pPr>
+      <w:r>
+        <w:t xml:space="preserve">We studied a number of physical, chemical, and biological parameters of human urine. Describe the parameters relevant to this experiment in the context of what they might reveal about kidney regulation.</w:t>
+      </w:r>
+    </w:p>
     <w:bookmarkEnd w:id="44"/>
-    <w:bookmarkStart w:id="47" w:name="things-to-consider-for-your-lab-report"/>
-    <w:p>
-      <w:pPr>
-        <w:pStyle w:val="Heading1"/>
-      </w:pPr>
-      <w:r>
-        <w:t xml:space="preserve">Things to consider for your Lab Report</w:t>
-      </w:r>
-    </w:p>
-    <w:bookmarkStart w:id="45" w:name="introduction"/>
+    <w:bookmarkStart w:id="45" w:name="questions-for-thought"/>
     <w:p>
       <w:pPr>
         <w:pStyle w:val="Heading4"/>
       </w:pPr>
       <w:r>
-        <w:t xml:space="preserve">INTRODUCTION</w:t>
-      </w:r>
-    </w:p>
-    <w:p>
-      <w:pPr>
-        <w:numPr>
-          <w:ilvl w:val="0"/>
-          <w:numId w:val="1011"/>
-        </w:numPr>
-      </w:pPr>
-      <w:r>
-        <w:t xml:space="preserve">Briefly describe the feedback regulation of the human kidney. How could each beverage/treatment potentially affect this feedback regulation loop?</w:t>
-      </w:r>
-    </w:p>
-    <w:p>
-      <w:pPr>
-        <w:numPr>
-          <w:ilvl w:val="0"/>
-          <w:numId w:val="1011"/>
-        </w:numPr>
-      </w:pPr>
-      <w:r>
-        <w:t xml:space="preserve">We studied a number of physical, chemical, and biological parameters of human urine. Describe the parameters relevant to this experiment in the context of what they might reveal about kidney regulation.</w:t>
+        <w:t xml:space="preserve">QUESTIONS FOR THOUGHT</w:t>
+      </w:r>
+    </w:p>
+    <w:p>
+      <w:pPr>
+        <w:numPr>
+          <w:ilvl w:val="0"/>
+          <w:numId w:val="1012"/>
+        </w:numPr>
+      </w:pPr>
+      <w:r>
+        <w:t xml:space="preserve">How did the results of your Chemstick Tests compare to the normal, expected values? Were any of your test results abnormal? If so, explain (e.g.,: women who are menstruating may test positive for red blood cells in their urine).</w:t>
+      </w:r>
+    </w:p>
+    <w:p>
+      <w:pPr>
+        <w:numPr>
+          <w:ilvl w:val="0"/>
+          <w:numId w:val="1012"/>
+        </w:numPr>
+      </w:pPr>
+      <w:r>
+        <w:t xml:space="preserve">How did each treatment affect the results? Think about urine production (volume and overall osmolarity) as well as the time course of the response. How does this correspond to what is known about kidney regulation?</w:t>
+      </w:r>
+    </w:p>
+    <w:p>
+      <w:pPr>
+        <w:numPr>
+          <w:ilvl w:val="0"/>
+          <w:numId w:val="1012"/>
+        </w:numPr>
+      </w:pPr>
+      <w:r>
+        <w:t xml:space="preserve">Did specific gravity change over time? If so, in which direction? Explain the results in relation to each treatment.</w:t>
+      </w:r>
+    </w:p>
+    <w:p>
+      <w:pPr>
+        <w:numPr>
+          <w:ilvl w:val="0"/>
+          <w:numId w:val="1012"/>
+        </w:numPr>
+      </w:pPr>
+      <w:r>
+        <w:t xml:space="preserve">Which treatment group had the highest average specific gravity? Is this what you would expect? Why or why not?</w:t>
+      </w:r>
+    </w:p>
+    <w:p>
+      <w:pPr>
+        <w:numPr>
+          <w:ilvl w:val="0"/>
+          <w:numId w:val="1012"/>
+        </w:numPr>
+      </w:pPr>
+      <w:r>
+        <w:t xml:space="preserve">Which treatment group had the lowest average specific gravity? Is this what you would expect? How can the results be explained?</w:t>
+      </w:r>
+    </w:p>
+    <w:p>
+      <w:pPr>
+        <w:numPr>
+          <w:ilvl w:val="0"/>
+          <w:numId w:val="1012"/>
+        </w:numPr>
+      </w:pPr>
+      <w:r>
+        <w:t xml:space="preserve">During the experiment, which group(s) probably had the highest concentration of ADH in their bodies? Which had the least? Explain your answers.</w:t>
       </w:r>
     </w:p>
     <w:bookmarkEnd w:id="45"/>
-    <w:bookmarkStart w:id="46" w:name="questions-for-thought"/>
-    <w:p>
-      <w:pPr>
-        <w:pStyle w:val="Heading4"/>
-      </w:pPr>
-      <w:r>
-        <w:t xml:space="preserve">QUESTIONS FOR THOUGHT</w:t>
-      </w:r>
-    </w:p>
-    <w:p>
-      <w:pPr>
-        <w:numPr>
-          <w:ilvl w:val="0"/>
-          <w:numId w:val="1012"/>
-        </w:numPr>
-      </w:pPr>
-      <w:r>
-        <w:t xml:space="preserve">How did the results of your Chemstick Tests compare to the normal, expected values? Were any of your test results abnormal? If so, explain (e.g.,: women who are menstruating may test positive for red blood cells in their urine).</w:t>
-      </w:r>
-    </w:p>
-    <w:p>
-      <w:pPr>
-        <w:numPr>
-          <w:ilvl w:val="0"/>
-          <w:numId w:val="1012"/>
-        </w:numPr>
-      </w:pPr>
-      <w:r>
-        <w:t xml:space="preserve">How did each treatment affect the results? Think about urine production (volume and overall osmolarity) as well as the time course of the response. How does this correspond to what is known about kidney regulation?</w:t>
-      </w:r>
-    </w:p>
-    <w:p>
-      <w:pPr>
-        <w:numPr>
-          <w:ilvl w:val="0"/>
-          <w:numId w:val="1012"/>
-        </w:numPr>
-      </w:pPr>
-      <w:r>
-        <w:t xml:space="preserve">Did specific gravity change over time? If so, in which direction? Explain the results in relation to each treatment.</w:t>
-      </w:r>
-    </w:p>
-    <w:p>
-      <w:pPr>
-        <w:numPr>
-          <w:ilvl w:val="0"/>
-          <w:numId w:val="1012"/>
-        </w:numPr>
-      </w:pPr>
-      <w:r>
-        <w:t xml:space="preserve">Which treatment group had the highest average specific gravity? Is this what you would expect? Why or why not?</w:t>
-      </w:r>
-    </w:p>
-    <w:p>
-      <w:pPr>
-        <w:numPr>
-          <w:ilvl w:val="0"/>
-          <w:numId w:val="1012"/>
-        </w:numPr>
-      </w:pPr>
-      <w:r>
-        <w:t xml:space="preserve">Which treatment group had the lowest average specific gravity? Is this what you would expect? How can the results be explained?</w:t>
-      </w:r>
-    </w:p>
-    <w:p>
-      <w:pPr>
-        <w:numPr>
-          <w:ilvl w:val="0"/>
-          <w:numId w:val="1012"/>
-        </w:numPr>
-      </w:pPr>
-      <w:r>
-        <w:t xml:space="preserve">During the experiment, which group(s) probably had the highest concentration of ADH in their bodies? Which had the least? Explain your answers.</w:t>
-      </w:r>
-    </w:p>
     <w:bookmarkEnd w:id="46"/>
-    <w:bookmarkEnd w:id="47"/>
-    <w:bookmarkStart w:id="48" w:name="after-lab"/>
+    <w:bookmarkStart w:id="47" w:name="after-lab"/>
     <w:p>
       <w:pPr>
         <w:pStyle w:val="Heading1"/>
@@ -2360,7 +2350,7 @@
         <w:t xml:space="preserve">Please remember to include respective contributions.</w:t>
       </w:r>
     </w:p>
-    <w:bookmarkEnd w:id="48"/>
+    <w:bookmarkEnd w:id="47"/>
     <w:sectPr/>
   </w:body>
 </w:document>

--- a/docs/labs/Lab12-human-renal/Lab12.docx
+++ b/docs/labs/Lab12-human-renal/Lab12.docx
@@ -780,7 +780,7 @@
         <w:pStyle w:val="BodyText"/>
       </w:pPr>
       <w:r>
-        <w:t xml:space="preserve">Glucose is the universal energy molecule. The kidneys resorb glucose with such high efficeincy that sugar is typically not found in the urine. However, there is a limit. If the blood sugar level exceeds a value known as the</w:t>
+        <w:t xml:space="preserve">Glucose is the universal energy molecule. The kidneys resorb glucose with such high efficiency that sugar is typically not found in the urine. However, there is a limit. If the blood sugar level exceeds a value known as the</w:t>
       </w:r>
       <w:r>
         <w:t xml:space="preserve"> </w:t>
@@ -1798,7 +1798,7 @@
         </w:numPr>
       </w:pPr>
       <w:r>
-        <w:t xml:space="preserve">For this exercise, you will be assigned to one of 4 treatment groups (</w:t>
+        <w:t xml:space="preserve">For this exercise, you will be assigned to one of the treatment groups (</w:t>
       </w:r>
       <w:hyperlink w:anchor="tbl-treat">
         <w:r>
@@ -2059,7 +2059,7 @@
         </w:numPr>
       </w:pPr>
       <w:r>
-        <w:t xml:space="preserve">For each urine collection, use a fresh Chemstick.to measure urine chemical composition. Also, for each urine collection, determine NaCl content. Record the values for all of the chemstick categories in your notebook.</w:t>
+        <w:t xml:space="preserve">For each urine collection, use a fresh Chemstick to measure urine chemical composition. Also, for each urine collection, determine NaCl content. Record the values for all of the chemstick categories in your notebook.</w:t>
       </w:r>
     </w:p>
     <w:bookmarkEnd w:id="42"/>

--- a/docs/labs/Lab12-human-renal/Lab12.docx
+++ b/docs/labs/Lab12-human-renal/Lab12.docx
@@ -1493,7 +1493,7 @@
         <w:t xml:space="preserve">Nitrite</w:t>
       </w:r>
       <w:r>
-        <w:t xml:space="preserve">: This test depends upon the conversion of nitrate (derived from the diet) to nitrite by the action of principally gram-negative bacteria in the urine. The test is specific for nitrite and will not react with any other substance normally excreted in urine. Pink spots or pink edges should not be interpreted as a positive result. Any degree of uniform pink color development should be interpreted as a positive nitrite test suggesting the presence of 100,000 or more organisms per ml, but color development is not proportional to the number of bacteria present. A negative result does not in itself prove that there is no significant bacteriuria. Negatives may occur when urinary tract infections are caused by organism which do not contain reductase to convert nitrate to nitrite; when urine has not been retained in the bladder long enough (4 hours or more) for reduction of nitrate to occur; or when dietary nitrate is absent, even if organisms containing reductase are present and the bladder incubation is ample. Sensitivity of the nitrite test is reduced for urines with a high specific gravity. High abnormal readings indicate the presence of bacteria. Causes: urinary tract infection.</w:t>
+        <w:t xml:space="preserve">: This test depends upon the conversion of nitrate (derived from the diet) to nitrite by the action of principally gram-negative bacteria in the urine. The test is specific for nitrite and will not react with any other substance normally excreted in urine. Pink spots or pink edges should not be interpreted as a positive result. Any degree of uniform pink color development should be interpreted as a positive nitrite test suggesting the presence of 100,000 or more organisms per ml, but color development is not proportional to the number of bacteria present. A negative result does not in itself prove that there is no significant bacteriuria. Negatives may occur when urinary tract infections are caused by organism which do not contain reductase to convert nitrate to nitrite; when urine has not been retained in the bladder long enough (4 hours or more) for reduction of nitrate to occur; or when dietary nitrate is absent, even if organisms containing reductas are present and the bladder incubation is ample. Sensitivity of the nitrite test is reduced for urines with a high specific gravity. High abnormal readings indicate the presence of bacteria. Causes: urinary tract infection.</w:t>
       </w:r>
     </w:p>
     <w:p>
